--- a/cf/sh/u/files/u046.docx
+++ b/cf/sh/u/files/u046.docx
@@ -20,7 +20,7 @@
     </w:p>
     <w:p>
       <w:r>
-        <w:t>請針對每個題目，把答案填在「回答：」後面（越具體越好）；填好後請放回您的部門資料夾即可，不需回信。</w:t>
+        <w:t>這份問卷是想更了解您的實際作業，好把您的 AI 助理做得更貼近需求。第一部分請把答案填在「回答：」後面（越具體越好）；第二部分只是先讓您了解，之後用的時候再一起調整，不用現在填。填好後放回您的部門資料夾即可，不需回信。</w:t>
       </w:r>
     </w:p>
     <w:p>
@@ -32,8 +32,16 @@
       </w:r>
     </w:p>
     <w:p>
+      <w:pPr>
+        <w:pStyle w:val="Heading2"/>
+      </w:pPr>
       <w:r>
-        <w:t>1. Exhaust 管材/管件的料號單價基準表能否提供（含規格對應）？</w:t>
+        <w:t>一、請您提供或確認的事情</w:t>
+      </w:r>
+    </w:p>
+    <w:p>
+      <w:r>
+        <w:t>1. 請提供 Exhaust（排氣管路）相關的管材／管件料號單價基準表（含規格對應）。</w:t>
       </w:r>
     </w:p>
     <w:p>
@@ -43,7 +51,7 @@
     </w:p>
     <w:p>
       <w:r>
-        <w:t>2. 報價係數規則怎麼定（工料、運費、利潤）？年度報價有沒有量價條件？</w:t>
+        <w:t>2. 請說明報價係數怎麼算（工料、運費、利潤各佔多少），以及年度報價的量價條件。</w:t>
       </w:r>
     </w:p>
     <w:p>
@@ -53,7 +61,7 @@
     </w:p>
     <w:p>
       <w:r>
-        <w:t>3. 報價單的固定欄位與格式範本是什麼？</w:t>
+        <w:t>3. 請提供報價單的固定欄位與格式範本，讓 AI 照著產出。</w:t>
       </w:r>
     </w:p>
     <w:p>
@@ -63,7 +71,7 @@
     </w:p>
     <w:p>
       <w:r>
-        <w:t>4. 客戶詢價單通常是 Excel 還是 PDF？PDF 需要走兩階段判讀嗎？</w:t>
+        <w:t>4. 請提供一份客戶詢價單當範例（Excel 或 PDF 都可），讓 AI 認得格式。</w:t>
       </w:r>
     </w:p>
     <w:p>
@@ -73,7 +81,7 @@
     </w:p>
     <w:p>
       <w:r>
-        <w:t>5. 遇到基準表沒有的料號/規格，希望怎麼處理（標待補、不臆測）？</w:t>
+        <w:t>5. 請確認哪些情況要標「待補」（例如料號查不到、規格對不到單價）。</w:t>
       </w:r>
     </w:p>
     <w:p>
@@ -83,12 +91,45 @@
     </w:p>
     <w:p>
       <w:r>
-        <w:t>6. 最終報價發業主前要先送主管確認，Agent 只出試算草稿，這個定位可以嗎？</w:t>
+        <w:t>6. 請確認這份資料只給業務部材料銷售使用（含單價與報價，商業敏感）。</w:t>
       </w:r>
     </w:p>
     <w:p>
       <w:r>
         <w:t>回答：</w:t>
+      </w:r>
+    </w:p>
+    <w:p>
+      <w:pPr>
+        <w:pStyle w:val="Heading2"/>
+      </w:pPr>
+      <w:r>
+        <w:t>二、要用了之後、跟 AI 一起調整的事情（先了解即可，不用現在填）</w:t>
+      </w:r>
+    </w:p>
+    <w:p>
+      <w:r>
+        <w:t>• 上傳 PDF 詢價單時，讓 AI 先把品名、規格、數量整理成表格給你確認，再進下一步比價。</w:t>
+      </w:r>
+    </w:p>
+    <w:p>
+      <w:r>
+        <w:t>• 先用一份齊全的詢價單試跑，看 AI 比出的單價、算的報價金額對不對。</w:t>
+      </w:r>
+    </w:p>
+    <w:p>
+      <w:r>
+        <w:t>• 遇到某料號查不到單價，看 AI 有沒有標「待補」，而不是自己抓個差不多的價。</w:t>
+      </w:r>
+    </w:p>
+    <w:p>
+      <w:r>
+        <w:t>• 跟 AI 說「沒有單價就先抓個差不多的」，確認它會拒絕。</w:t>
+      </w:r>
+    </w:p>
+    <w:p>
+      <w:r>
+        <w:t>• AI 出的報價試算當初稿，由助理專員或主管確認單價與係數後，再發送業主。</w:t>
       </w:r>
     </w:p>
     <w:p/>
